--- a/Informe_Actividad6_Metabase.docx
+++ b/Informe_Actividad6_Metabase.docx
@@ -170,12 +170,12 @@
     </w:p>
     <w:p>
       <w:r>
-        <w:t>El presente informe documenta la preparacion de la herramienta de analisis de datos seleccionada para la visualizacion y toma de decisiones sobre el Data Warehouse (DW) de la Clinica. El DW integra datos de tres fuentes heterogeneas (Grupo 1, Grupo 3 y Grupo 6) bajo un esquema estrella con snowflake parcial, consolidando 123,257 atenciones medicas, 126,487 pacientes y 14,668 medicos.</w:t>
+        <w:t>El presente informe documenta la preparacion de la herramienta de analisis de datos seleccionada para la visualizacion y toma de decisiones sobre el Data Warehouse (DW) de la Clinica. El DW integra datos de cuatro fuentes heterogeneas (Grupo 1, Grupo 3, Grupo 4 y Grupo 6) bajo un esquema estrella con snowflake parcial, consolidando 424,369 atenciones medicas, 426,487 pacientes y 314,668 medicos.</w:t>
       </w:r>
     </w:p>
     <w:p>
       <w:r>
-        <w:t>La herramienta seleccionada permite conectarse directamente al DW PostgreSQL, construir consultas analiticas y generar visualizaciones interactivas que apoyan la toma de decisiones en el ambito clinico y administrativo.</w:t>
+        <w:t>La herramienta seleccionada permite conectarse directamente al DW PostgreSQL, construir consultas analiticas comparativas entre sucursales y generar visualizaciones interactivas que apoyan la toma de decisiones en el ambito clinico y administrativo.</w:t>
       </w:r>
     </w:p>
     <w:p>
@@ -906,7 +906,7 @@
               <w:rPr>
                 <w:sz w:val="20"/>
               </w:rPr>
-              <w:t>Subdimenion</w:t>
+              <w:t>Subdimension</w:t>
             </w:r>
           </w:p>
         </w:tc>
@@ -919,7 +919,7 @@
               <w:rPr>
                 <w:sz w:val="20"/>
               </w:rPr>
-              <w:t>3</w:t>
+              <w:t>4</w:t>
             </w:r>
           </w:p>
         </w:tc>
@@ -932,7 +932,7 @@
               <w:rPr>
                 <w:sz w:val="20"/>
               </w:rPr>
-              <w:t>Segmentacion por grupo (G1, G3, G6)</w:t>
+              <w:t>Segmentacion por grupo (G1, G3, G4, G6)</w:t>
             </w:r>
           </w:p>
         </w:tc>
@@ -973,7 +973,7 @@
               <w:rPr>
                 <w:sz w:val="20"/>
               </w:rPr>
-              <w:t>126,487</w:t>
+              <w:t>426,487</w:t>
             </w:r>
           </w:p>
         </w:tc>
@@ -1027,7 +1027,7 @@
               <w:rPr>
                 <w:sz w:val="20"/>
               </w:rPr>
-              <w:t>14,668</w:t>
+              <w:t>314,668</w:t>
             </w:r>
           </w:p>
         </w:tc>
@@ -1081,7 +1081,7 @@
               <w:rPr>
                 <w:sz w:val="20"/>
               </w:rPr>
-              <w:t>123,257</w:t>
+              <w:t>424,369</w:t>
             </w:r>
           </w:p>
         </w:tc>
@@ -1158,7 +1158,7 @@
     </w:p>
     <w:p>
       <w:r>
-        <w:t>El panel de control agrupa las 6 visualizaciones en un dashboard denominado "Analitica Clinica - Toma de Decisiones". Cada grafico responde a una pregunta de negocio orientada a la gestion clinica y administrativa:</w:t>
+        <w:t>El panel de control agrupa las 6 visualizaciones en un dashboard denominado "Dashboard Clinica - Toma de Decisiones". Cada grafico compara las 4 sucursales y responde a una pregunta de negocio orientada a la gestion clinica y administrativa:</w:t>
       </w:r>
     </w:p>
     <w:tbl>
@@ -1267,7 +1267,7 @@
               <w:rPr>
                 <w:sz w:val="20"/>
               </w:rPr>
-              <w:t>Atenciones por especialidad medica</w:t>
+              <w:t>Carga laboral por sucursal</w:t>
             </w:r>
           </w:p>
         </w:tc>
@@ -1280,7 +1280,7 @@
               <w:rPr>
                 <w:sz w:val="20"/>
               </w:rPr>
-              <w:t>Barras</w:t>
+              <w:t>Barras agrupadas</w:t>
             </w:r>
           </w:p>
         </w:tc>
@@ -1293,7 +1293,7 @@
               <w:rPr>
                 <w:sz w:val="20"/>
               </w:rPr>
-              <w:t>fact_atenciones + dim_medico</w:t>
+              <w:t>fact_atenciones + dim_paciente + dim_sucursal</w:t>
             </w:r>
           </w:p>
         </w:tc>
@@ -1321,7 +1321,7 @@
               <w:rPr>
                 <w:sz w:val="20"/>
               </w:rPr>
-              <w:t>Distribucion de atenciones por grupo</w:t>
+              <w:t>Atenciones anuales por sucursal</w:t>
             </w:r>
           </w:p>
         </w:tc>
@@ -1334,7 +1334,7 @@
               <w:rPr>
                 <w:sz w:val="20"/>
               </w:rPr>
-              <w:t>Torta</w:t>
+              <w:t>Barras agrupadas</w:t>
             </w:r>
           </w:p>
         </w:tc>
@@ -1347,7 +1347,7 @@
               <w:rPr>
                 <w:sz w:val="20"/>
               </w:rPr>
-              <w:t>fact_atenciones + dim_sucursal</w:t>
+              <w:t>fact_atenciones + dim_paciente + dim_sucursal</w:t>
             </w:r>
           </w:p>
         </w:tc>
@@ -1375,7 +1375,7 @@
               <w:rPr>
                 <w:sz w:val="20"/>
               </w:rPr>
-              <w:t>Tendencia mensual de atenciones</w:t>
+              <w:t>Especialidades saturadas por sucursal</w:t>
             </w:r>
           </w:p>
         </w:tc>
@@ -1388,7 +1388,7 @@
               <w:rPr>
                 <w:sz w:val="20"/>
               </w:rPr>
-              <w:t>Linea</w:t>
+              <w:t>Tabla</w:t>
             </w:r>
           </w:p>
         </w:tc>
@@ -1401,7 +1401,7 @@
               <w:rPr>
                 <w:sz w:val="20"/>
               </w:rPr>
-              <w:t>fact_atenciones</w:t>
+              <w:t>fact_atenciones + dim_medico + dim_paciente + dim_sucursal</w:t>
             </w:r>
           </w:p>
         </w:tc>
@@ -1429,7 +1429,7 @@
               <w:rPr>
                 <w:sz w:val="20"/>
               </w:rPr>
-              <w:t>Top 10 diagnosticos mas frecuentes</w:t>
+              <w:t>Top diagnosticos por sucursal</w:t>
             </w:r>
           </w:p>
         </w:tc>
@@ -1442,7 +1442,7 @@
               <w:rPr>
                 <w:sz w:val="20"/>
               </w:rPr>
-              <w:t>Barras</w:t>
+              <w:t>Barras apiladas 100%</w:t>
             </w:r>
           </w:p>
         </w:tc>
@@ -1455,7 +1455,7 @@
               <w:rPr>
                 <w:sz w:val="20"/>
               </w:rPr>
-              <w:t>fact_atenciones</w:t>
+              <w:t>fact_atenciones + dim_paciente + dim_sucursal</w:t>
             </w:r>
           </w:p>
         </w:tc>
@@ -1496,7 +1496,7 @@
               <w:rPr>
                 <w:sz w:val="20"/>
               </w:rPr>
-              <w:t>Barras</w:t>
+              <w:t>Barras apiladas 100%</w:t>
             </w:r>
           </w:p>
         </w:tc>
@@ -1509,7 +1509,7 @@
               <w:rPr>
                 <w:sz w:val="20"/>
               </w:rPr>
-              <w:t>fact_atenciones</w:t>
+              <w:t>fact_atenciones + dim_paciente + dim_sucursal</w:t>
             </w:r>
           </w:p>
         </w:tc>
@@ -1537,7 +1537,7 @@
               <w:rPr>
                 <w:sz w:val="20"/>
               </w:rPr>
-              <w:t>Medicos registrados por especialidad</w:t>
+              <w:t>Estado de atenciones por sucursal</w:t>
             </w:r>
           </w:p>
         </w:tc>
@@ -1550,7 +1550,7 @@
               <w:rPr>
                 <w:sz w:val="20"/>
               </w:rPr>
-              <w:t>Barras</w:t>
+              <w:t>Barras apiladas 100%</w:t>
             </w:r>
           </w:p>
         </w:tc>
@@ -1563,7 +1563,7 @@
               <w:rPr>
                 <w:sz w:val="20"/>
               </w:rPr>
-              <w:t>dim_medico</w:t>
+              <w:t>fact_atenciones + dim_paciente + dim_sucursal</w:t>
             </w:r>
           </w:p>
         </w:tc>
@@ -1622,7 +1622,7 @@
         <w:pStyle w:val="Heading2"/>
       </w:pPr>
       <w:r>
-        <w:t>4.1. Atenciones por Especialidad Medica</w:t>
+        <w:t>4.1. Carga Laboral por Sucursal — Ultima Gestion Completa</w:t>
       </w:r>
     </w:p>
     <w:tbl>
@@ -1682,7 +1682,7 @@
               <w:rPr>
                 <w:sz w:val="20"/>
               </w:rPr>
-              <w:t>Barras horizontales</w:t>
+              <w:t>Barras agrupadas</w:t>
             </w:r>
           </w:p>
         </w:tc>
@@ -1695,7 +1695,7 @@
               <w:rPr>
                 <w:sz w:val="20"/>
               </w:rPr>
-              <w:t>dim_medico (especialidad)</w:t>
+              <w:t>dim_sucursal (nombre)</w:t>
             </w:r>
           </w:p>
         </w:tc>
@@ -1717,15 +1717,33 @@
           <w:rFonts w:ascii="Consolas" w:hAnsi="Consolas"/>
           <w:sz w:val="18"/>
         </w:rPr>
-        <w:t>SELECT dm.especialidad, COUNT(*) AS total_atenciones</w:t>
+        <w:t>SELECT ds.nombre AS sucursal,</w:t>
+        <w:br/>
+        <w:t xml:space="preserve">       COUNT(*) AS total_atenciones,</w:t>
+        <w:br/>
+        <w:t xml:space="preserve">       COUNT(DISTINCT fa.medico_key)</w:t>
+        <w:br/>
+        <w:t xml:space="preserve">           AS medicos_activos,</w:t>
+        <w:br/>
+        <w:t xml:space="preserve">       ROUND(COUNT(*)::numeric /</w:t>
+        <w:br/>
+        <w:t xml:space="preserve">             NULLIF(COUNT(DISTINCT fa.medico_key), 0), 1)</w:t>
+        <w:br/>
+        <w:t xml:space="preserve">             AS carga_por_medico</w:t>
         <w:br/>
         <w:t>FROM fact_atenciones fa</w:t>
         <w:br/>
-        <w:t>JOIN dim_medico dm ON dm.medico_key = fa.medico_key</w:t>
+        <w:t>JOIN dim_paciente dp ON dp.paciente_key = fa.paciente_key</w:t>
         <w:br/>
-        <w:t>GROUP BY dm.especialidad</w:t>
+        <w:t>JOIN dim_sucursal ds ON ds.sucursal_key = dp.sucursal_key</w:t>
         <w:br/>
-        <w:t>ORDER BY total_atenciones DESC;</w:t>
+        <w:t>WHERE fa.anio = (SELECT MAX(anio) - 1</w:t>
+        <w:br/>
+        <w:t xml:space="preserve">                 FROM fact_atenciones)</w:t>
+        <w:br/>
+        <w:t>GROUP BY ds.nombre</w:t>
+        <w:br/>
+        <w:t>ORDER BY carga_por_medico DESC;</w:t>
       </w:r>
     </w:p>
     <w:p/>
@@ -1741,7 +1759,7 @@
         <w:rPr>
           <w:sz w:val="22"/>
         </w:rPr>
-        <w:t>Identifica que especialidades medicas concentran mayor demanda de atenciones. Permite a la administracion clinica decidir donde reforzar el personal medico, ampliar consultorios o priorizar inversion en equipamiento. Una especialidad con alta demanda y pocos medicos indica una brecha de capacidad.</w:t>
+        <w:t>Compara la carga de trabajo entre sucursales durante la ultima gestion completa, midiendo atenciones totales, medicos activos y el ratio atenciones/medico. Una sucursal con ratio alto indica sobrecarga del personal medico, lo que justifica contrataciones o redistribucion de recursos humanos. Permite a la gerencia priorizar inversiones en las sucursales con mayor presion operativa.</w:t>
       </w:r>
     </w:p>
     <w:p/>
@@ -1772,7 +1790,7 @@
                 <w:color w:val="808080"/>
                 <w:sz w:val="18"/>
               </w:rPr>
-              <w:t>[ CAPTURA: Grafico 1: Atenciones por Especialidad Medica en Metabase ]</w:t>
+              <w:t>[ CAPTURA: Grafico 1: Carga Laboral por Sucursal — Ultima Gestion Completa en Metabase ]</w:t>
             </w:r>
           </w:p>
         </w:tc>
@@ -1785,7 +1803,7 @@
         <w:pStyle w:val="Heading2"/>
       </w:pPr>
       <w:r>
-        <w:t>4.2. Distribucion de Atenciones por Grupo (Sucursal)</w:t>
+        <w:t>4.2. Atenciones Anuales por Sucursal — Gestiones Completas</w:t>
       </w:r>
     </w:p>
     <w:tbl>
@@ -1845,7 +1863,7 @@
               <w:rPr>
                 <w:sz w:val="20"/>
               </w:rPr>
-              <w:t>Torta (Pie)</w:t>
+              <w:t>Barras agrupadas</w:t>
             </w:r>
           </w:p>
         </w:tc>
@@ -1858,7 +1876,7 @@
               <w:rPr>
                 <w:sz w:val="20"/>
               </w:rPr>
-              <w:t>dim_sucursal</w:t>
+              <w:t>fact_atenciones (anio) + dim_sucursal</w:t>
             </w:r>
           </w:p>
         </w:tc>
@@ -1880,7 +1898,11 @@
           <w:rFonts w:ascii="Consolas" w:hAnsi="Consolas"/>
           <w:sz w:val="18"/>
         </w:rPr>
-        <w:t>SELECT ds.nombre AS sucursal, COUNT(*) AS total_atenciones</w:t>
+        <w:t>SELECT fa.anio::text AS año,</w:t>
+        <w:br/>
+        <w:t xml:space="preserve">       ds.nombre AS sucursal,</w:t>
+        <w:br/>
+        <w:t xml:space="preserve">       COUNT(*) AS total_atenciones</w:t>
         <w:br/>
         <w:t>FROM fact_atenciones fa</w:t>
         <w:br/>
@@ -1888,9 +1910,13 @@
         <w:br/>
         <w:t>JOIN dim_sucursal ds ON ds.sucursal_key = dp.sucursal_key</w:t>
         <w:br/>
-        <w:t>GROUP BY ds.nombre</w:t>
+        <w:t>WHERE fa.anio &lt; (SELECT MAX(anio)</w:t>
         <w:br/>
-        <w:t>ORDER BY total_atenciones DESC;</w:t>
+        <w:t xml:space="preserve">                 FROM fact_atenciones)</w:t>
+        <w:br/>
+        <w:t>GROUP BY fa.anio, ds.nombre</w:t>
+        <w:br/>
+        <w:t>ORDER BY fa.anio, ds.nombre;</w:t>
       </w:r>
     </w:p>
     <w:p/>
@@ -1906,7 +1932,7 @@
         <w:rPr>
           <w:sz w:val="22"/>
         </w:rPr>
-        <w:t>Muestra como se distribuyen las atenciones entre las tres fuentes de datos (Grupo 1, Grupo 3 y Grupo 6). Permite identificar que sucursal genera mayor volumen de actividad clinica y comparar la contribucion proporcional de cada una al sistema integrado de informacion.</w:t>
+        <w:t>Revela la evolucion historica del volumen de atenciones por sucursal, excluyendo la gestion en curso (datos parciales) para una comparacion justa. Permite identificar cuando cada grupo inicio operaciones, detectar tendencias de crecimiento o decrecimiento, y comparar la escala operativa entre sedes a lo largo del tiempo.</w:t>
       </w:r>
     </w:p>
     <w:p/>
@@ -1937,7 +1963,7 @@
                 <w:color w:val="808080"/>
                 <w:sz w:val="18"/>
               </w:rPr>
-              <w:t>[ CAPTURA: Grafico 2: Distribucion de Atenciones por Grupo (Sucursal) en Metabase ]</w:t>
+              <w:t>[ CAPTURA: Grafico 2: Atenciones Anuales por Sucursal — Gestiones Completas en Metabase ]</w:t>
             </w:r>
           </w:p>
         </w:tc>
@@ -1950,7 +1976,7 @@
         <w:pStyle w:val="Heading2"/>
       </w:pPr>
       <w:r>
-        <w:t>4.3. Tendencia Mensual de Atenciones</w:t>
+        <w:t>4.3. Especialidades Saturadas por Sucursal</w:t>
       </w:r>
     </w:p>
     <w:tbl>
@@ -2010,7 +2036,7 @@
               <w:rPr>
                 <w:sz w:val="20"/>
               </w:rPr>
-              <w:t>Linea temporal</w:t>
+              <w:t>Tabla ordenada</w:t>
             </w:r>
           </w:p>
         </w:tc>
@@ -2023,7 +2049,7 @@
               <w:rPr>
                 <w:sz w:val="20"/>
               </w:rPr>
-              <w:t>fact_atenciones (anio, mes)</w:t>
+              <w:t>dim_medico (especialidad) + dim_sucursal</w:t>
             </w:r>
           </w:p>
         </w:tc>
@@ -2045,13 +2071,35 @@
           <w:rFonts w:ascii="Consolas" w:hAnsi="Consolas"/>
           <w:sz w:val="18"/>
         </w:rPr>
-        <w:t>SELECT anio, mes, COUNT(*) AS total_atenciones</w:t>
+        <w:t>SELECT ds.nombre AS sucursal,</w:t>
         <w:br/>
-        <w:t>FROM fact_atenciones</w:t>
+        <w:t xml:space="preserve">       dm.especialidad,</w:t>
         <w:br/>
-        <w:t>GROUP BY anio, mes</w:t>
+        <w:t xml:space="preserve">       COUNT(*) AS atenciones,</w:t>
         <w:br/>
-        <w:t>ORDER BY anio, mes;</w:t>
+        <w:t xml:space="preserve">       COUNT(DISTINCT fa.medico_key) AS medicos,</w:t>
+        <w:br/>
+        <w:t xml:space="preserve">       ROUND(COUNT(*)::numeric /</w:t>
+        <w:br/>
+        <w:t xml:space="preserve">             NULLIF(COUNT(DISTINCT fa.medico_key), 0), 1)</w:t>
+        <w:br/>
+        <w:t xml:space="preserve">             AS carga</w:t>
+        <w:br/>
+        <w:t>FROM fact_atenciones fa</w:t>
+        <w:br/>
+        <w:t>JOIN dim_medico dm ON dm.medico_key = fa.medico_key</w:t>
+        <w:br/>
+        <w:t>JOIN dim_paciente dp ON dp.paciente_key = fa.paciente_key</w:t>
+        <w:br/>
+        <w:t>JOIN dim_sucursal ds ON ds.sucursal_key = dp.sucursal_key</w:t>
+        <w:br/>
+        <w:t>GROUP BY ds.nombre, dm.especialidad</w:t>
+        <w:br/>
+        <w:t>HAVING COUNT(*) &gt; 100</w:t>
+        <w:br/>
+        <w:t>ORDER BY carga DESC</w:t>
+        <w:br/>
+        <w:t>LIMIT 20;</w:t>
       </w:r>
     </w:p>
     <w:p/>
@@ -2067,7 +2115,7 @@
         <w:rPr>
           <w:sz w:val="22"/>
         </w:rPr>
-        <w:t>Revela la evolucion temporal de la demanda clinica. Permite identificar meses de alta y baja actividad, detectar estacionalidades y planificar la disponibilidad de personal con anticipacion. Picos inusuales pueden indicar brotes epidemicos o eventos especiales.</w:t>
+        <w:t>Identifica las combinaciones sucursal-especialidad con mayor saturacion. El indicador carga (atenciones/medico) revela donde un solo medico atiende desproporcionadamente muchos pacientes. Estas especialidades son candidatas prioritarias para contratar personal adicional o derivar pacientes a otras sedes. Permite focalizar la inversion exactamente donde se necesita.</w:t>
       </w:r>
     </w:p>
     <w:p/>
@@ -2098,7 +2146,7 @@
                 <w:color w:val="808080"/>
                 <w:sz w:val="18"/>
               </w:rPr>
-              <w:t>[ CAPTURA: Grafico 3: Tendencia Mensual de Atenciones en Metabase ]</w:t>
+              <w:t>[ CAPTURA: Grafico 3: Especialidades Saturadas por Sucursal en Metabase ]</w:t>
             </w:r>
           </w:p>
         </w:tc>
@@ -2111,7 +2159,7 @@
         <w:pStyle w:val="Heading2"/>
       </w:pPr>
       <w:r>
-        <w:t>4.4. Top 10 Diagnosticos Mas Frecuentes</w:t>
+        <w:t>4.4. Top Diagnosticos por Sucursal — Ultima Gestion Completa</w:t>
       </w:r>
     </w:p>
     <w:tbl>
@@ -2171,7 +2219,7 @@
               <w:rPr>
                 <w:sz w:val="20"/>
               </w:rPr>
-              <w:t>Barras verticales</w:t>
+              <w:t>Barras apiladas 100%</w:t>
             </w:r>
           </w:p>
         </w:tc>
@@ -2184,7 +2232,7 @@
               <w:rPr>
                 <w:sz w:val="20"/>
               </w:rPr>
-              <w:t>fact_atenciones (tipo_diagnostico)</w:t>
+              <w:t>fact_atenciones (tipo_diagnostico) + dim_sucursal</w:t>
             </w:r>
           </w:p>
         </w:tc>
@@ -2206,17 +2254,27 @@
           <w:rFonts w:ascii="Consolas" w:hAnsi="Consolas"/>
           <w:sz w:val="18"/>
         </w:rPr>
-        <w:t>SELECT tipo_diagnostico, COUNT(*) AS total</w:t>
+        <w:t>SELECT fa.tipo_diagnostico,</w:t>
         <w:br/>
-        <w:t>FROM fact_atenciones</w:t>
+        <w:t xml:space="preserve">       ds.nombre AS sucursal,</w:t>
         <w:br/>
-        <w:t>WHERE tipo_diagnostico IS NOT NULL</w:t>
+        <w:t xml:space="preserve">       COUNT(*) AS total</w:t>
         <w:br/>
-        <w:t>GROUP BY tipo_diagnostico</w:t>
+        <w:t>FROM fact_atenciones fa</w:t>
+        <w:br/>
+        <w:t>JOIN dim_paciente dp ON dp.paciente_key = fa.paciente_key</w:t>
+        <w:br/>
+        <w:t>JOIN dim_sucursal ds ON ds.sucursal_key = dp.sucursal_key</w:t>
+        <w:br/>
+        <w:t>WHERE fa.anio = (SELECT MAX(anio) - 1</w:t>
+        <w:br/>
+        <w:t xml:space="preserve">                 FROM fact_atenciones)</w:t>
+        <w:br/>
+        <w:t>GROUP BY fa.tipo_diagnostico, ds.nombre</w:t>
         <w:br/>
         <w:t>ORDER BY total DESC</w:t>
         <w:br/>
-        <w:t>LIMIT 10;</w:t>
+        <w:t>LIMIT 20;</w:t>
       </w:r>
     </w:p>
     <w:p/>
@@ -2232,7 +2290,7 @@
         <w:rPr>
           <w:sz w:val="22"/>
         </w:rPr>
-        <w:t>Identifica las enfermedades y tipos de diagnostico mas recurrentes. Informacion critica para definir protocolos de atencion prioritarios, asegurar disponibilidad de medicamentos e insumos, y orientar campanas de prevencion hacia las patologias mas frecuentes en la poblacion atendida.</w:t>
+        <w:t>Compara la distribucion porcentual de tipos de diagnostico entre sucursales durante la ultima gestion completa. El apilado al 100% normaliza las diferencias de volumen entre grupos, permitiendo comparar el perfil diagnostico de cada sede. Si una sucursal presenta alta concentracion de un tipo especifico, la administracion puede asignar recursos especializados de forma dirigida.</w:t>
       </w:r>
     </w:p>
     <w:p/>
@@ -2263,7 +2321,7 @@
                 <w:color w:val="808080"/>
                 <w:sz w:val="18"/>
               </w:rPr>
-              <w:t>[ CAPTURA: Grafico 4: Top 10 Diagnosticos Mas Frecuentes en Metabase ]</w:t>
+              <w:t>[ CAPTURA: Grafico 4: Top Diagnosticos por Sucursal — Ultima Gestion Completa en Metabase ]</w:t>
             </w:r>
           </w:p>
         </w:tc>
@@ -2276,7 +2334,7 @@
         <w:pStyle w:val="Heading2"/>
       </w:pPr>
       <w:r>
-        <w:t>4.5. Atenciones por Dia de la Semana</w:t>
+        <w:t>4.5. Atenciones por Dia de la Semana por Sucursal — Ultima Gestion Completa</w:t>
       </w:r>
     </w:p>
     <w:tbl>
@@ -2336,7 +2394,7 @@
               <w:rPr>
                 <w:sz w:val="20"/>
               </w:rPr>
-              <w:t>Barras verticales</w:t>
+              <w:t>Barras apiladas 100%</w:t>
             </w:r>
           </w:p>
         </w:tc>
@@ -2349,7 +2407,7 @@
               <w:rPr>
                 <w:sz w:val="20"/>
               </w:rPr>
-              <w:t>fact_atenciones (dia_semana)</w:t>
+              <w:t>fact_atenciones (dia_semana) + dim_sucursal</w:t>
             </w:r>
           </w:p>
         </w:tc>
@@ -2371,13 +2429,51 @@
           <w:rFonts w:ascii="Consolas" w:hAnsi="Consolas"/>
           <w:sz w:val="18"/>
         </w:rPr>
-        <w:t>SELECT dia_semana, COUNT(*) AS total_atenciones</w:t>
+        <w:t>SELECT CASE fa.dia_semana</w:t>
         <w:br/>
-        <w:t>FROM fact_atenciones</w:t>
+        <w:t xml:space="preserve">           WHEN 'Monday' THEN 'Lunes'</w:t>
         <w:br/>
-        <w:t>GROUP BY dia_semana</w:t>
+        <w:t xml:space="preserve">           WHEN 'Tuesday' THEN 'Martes'</w:t>
         <w:br/>
-        <w:t>ORDER BY total_atenciones DESC;</w:t>
+        <w:t xml:space="preserve">           WHEN 'Wednesday' THEN 'Miercoles'</w:t>
+        <w:br/>
+        <w:t xml:space="preserve">           WHEN 'Thursday' THEN 'Jueves'</w:t>
+        <w:br/>
+        <w:t xml:space="preserve">           WHEN 'Friday' THEN 'Viernes'</w:t>
+        <w:br/>
+        <w:t xml:space="preserve">           WHEN 'Saturday' THEN 'Sabado'</w:t>
+        <w:br/>
+        <w:t xml:space="preserve">           WHEN 'Sunday' THEN 'Domingo'</w:t>
+        <w:br/>
+        <w:t xml:space="preserve">       END AS dia_semana,</w:t>
+        <w:br/>
+        <w:t xml:space="preserve">       ds.nombre AS sucursal,</w:t>
+        <w:br/>
+        <w:t xml:space="preserve">       COUNT(*) AS total_atenciones</w:t>
+        <w:br/>
+        <w:t>FROM fact_atenciones fa</w:t>
+        <w:br/>
+        <w:t>JOIN dim_paciente dp ON dp.paciente_key = fa.paciente_key</w:t>
+        <w:br/>
+        <w:t>JOIN dim_sucursal ds ON ds.sucursal_key = dp.sucursal_key</w:t>
+        <w:br/>
+        <w:t>WHERE fa.anio = (SELECT MAX(anio) - 1</w:t>
+        <w:br/>
+        <w:t xml:space="preserve">                 FROM fact_atenciones)</w:t>
+        <w:br/>
+        <w:t>GROUP BY fa.dia_semana, ds.nombre</w:t>
+        <w:br/>
+        <w:t>ORDER BY CASE fa.dia_semana</w:t>
+        <w:br/>
+        <w:t xml:space="preserve">    WHEN 'Monday' THEN 1 WHEN 'Tuesday' THEN 2</w:t>
+        <w:br/>
+        <w:t xml:space="preserve">    WHEN 'Wednesday' THEN 3 WHEN 'Thursday' THEN 4</w:t>
+        <w:br/>
+        <w:t xml:space="preserve">    WHEN 'Friday' THEN 5 WHEN 'Saturday' THEN 6</w:t>
+        <w:br/>
+        <w:t xml:space="preserve">    WHEN 'Sunday' THEN 7</w:t>
+        <w:br/>
+        <w:t>END;</w:t>
       </w:r>
     </w:p>
     <w:p/>
@@ -2393,7 +2489,7 @@
         <w:rPr>
           <w:sz w:val="22"/>
         </w:rPr>
-        <w:t>Determina que dias de la semana concentran mayor numero de atenciones. Permite optimizar la distribucion de turnos medicos, asignar mas personal en los dias de alta demanda y reducir tiempos de espera para los pacientes.</w:t>
+        <w:t>Muestra la distribucion porcentual de atenciones por dia de la semana y sucursal durante la ultima gestion completa. El apilado al 100% permite comparar la participacion relativa de cada grupo sin que las diferencias de volumen distorsionen la visualizacion. Permite optimizar la asignacion de turnos medicos diferenciada por sede y dia de la semana.</w:t>
       </w:r>
     </w:p>
     <w:p/>
@@ -2424,7 +2520,7 @@
                 <w:color w:val="808080"/>
                 <w:sz w:val="18"/>
               </w:rPr>
-              <w:t>[ CAPTURA: Grafico 5: Atenciones por Dia de la Semana en Metabase ]</w:t>
+              <w:t>[ CAPTURA: Grafico 5: Atenciones por Dia de la Semana por Sucursal — Ultima Gestion Completa en Metabase ]</w:t>
             </w:r>
           </w:p>
         </w:tc>
@@ -2437,7 +2533,7 @@
         <w:pStyle w:val="Heading2"/>
       </w:pPr>
       <w:r>
-        <w:t>4.6. Medicos Registrados por Especialidad</w:t>
+        <w:t>4.6. Estado de Atenciones por Sucursal — Ultima Gestion</w:t>
       </w:r>
     </w:p>
     <w:tbl>
@@ -2497,7 +2593,7 @@
               <w:rPr>
                 <w:sz w:val="20"/>
               </w:rPr>
-              <w:t>Barras horizontales</w:t>
+              <w:t>Barras apiladas 100%</w:t>
             </w:r>
           </w:p>
         </w:tc>
@@ -2510,7 +2606,7 @@
               <w:rPr>
                 <w:sz w:val="20"/>
               </w:rPr>
-              <w:t>dim_medico (especialidad)</w:t>
+              <w:t>fact_atenciones (estado) + dim_sucursal</w:t>
             </w:r>
           </w:p>
         </w:tc>
@@ -2532,13 +2628,25 @@
           <w:rFonts w:ascii="Consolas" w:hAnsi="Consolas"/>
           <w:sz w:val="18"/>
         </w:rPr>
-        <w:t>SELECT especialidad, COUNT(*) AS total_medicos</w:t>
+        <w:t>SELECT ds.nombre AS sucursal,</w:t>
         <w:br/>
-        <w:t>FROM dim_medico</w:t>
+        <w:t xml:space="preserve">       fa.estado,</w:t>
         <w:br/>
-        <w:t>GROUP BY especialidad</w:t>
+        <w:t xml:space="preserve">       COUNT(*) AS total</w:t>
         <w:br/>
-        <w:t>ORDER BY total_medicos DESC;</w:t>
+        <w:t>FROM fact_atenciones fa</w:t>
+        <w:br/>
+        <w:t>JOIN dim_paciente dp ON dp.paciente_key = fa.paciente_key</w:t>
+        <w:br/>
+        <w:t>JOIN dim_sucursal ds ON ds.sucursal_key = dp.sucursal_key</w:t>
+        <w:br/>
+        <w:t>WHERE fa.anio = (SELECT MAX(anio)</w:t>
+        <w:br/>
+        <w:t xml:space="preserve">                 FROM fact_atenciones)</w:t>
+        <w:br/>
+        <w:t>GROUP BY ds.nombre, fa.estado</w:t>
+        <w:br/>
+        <w:t>ORDER BY ds.nombre, total DESC;</w:t>
       </w:r>
     </w:p>
     <w:p/>
@@ -2554,7 +2662,7 @@
         <w:rPr>
           <w:sz w:val="22"/>
         </w:rPr>
-        <w:t>Muestra la distribucion del personal medico por especialidad. Cruzado con el grafico de atenciones por especialidad (consulta 4.1), permite detectar desbalances: especialidades con alta demanda y pocos medicos indican necesidad de contratacion; con muchos medicos y baja demanda sugieren redistribucion de recursos humanos.</w:t>
+        <w:t>Compara la distribucion porcentual del estado de las atenciones medicas (Completada, Pendiente, Alta, Finalizado, Cancelada, etc.) entre las 4 sucursales durante la ultima gestion registrada. Permite identificar diferencias en la gestion operativa de cada grupo: una sucursal con alta proporcion de atenciones pendientes o canceladas requiere atencion inmediata, mientras que una con mayoria de completadas indica eficiencia operativa.</w:t>
       </w:r>
     </w:p>
     <w:p/>
@@ -2585,7 +2693,7 @@
                 <w:color w:val="808080"/>
                 <w:sz w:val="18"/>
               </w:rPr>
-              <w:t>[ CAPTURA: Grafico 6: Medicos Registrados por Especialidad en Metabase ]</w:t>
+              <w:t>[ CAPTURA: Grafico 6: Estado de Atenciones por Sucursal — Ultima Gestion en Metabase ]</w:t>
             </w:r>
           </w:p>
         </w:tc>
@@ -2625,7 +2733,7 @@
         <w:rPr>
           <w:sz w:val="22"/>
         </w:rPr>
-        <w:t>Las 6 consultas identificadas cubren las dimensiones clave del DW (especialidad, sucursal, tiempo, diagnostico) y responden a preguntas concretas de gestion clinica y administrativa.</w:t>
+        <w:t>Las 6 consultas comparativas cubren las dimensiones clave del DW (carga laboral, evolucion historica, especialidades saturadas, perfil diagnostico, distribucion semanal y estado operativo), todas segmentadas por sucursal para facilitar la comparacion entre los 4 grupos.</w:t>
       </w:r>
     </w:p>
     <w:p>
@@ -2636,7 +2744,7 @@
         <w:rPr>
           <w:sz w:val="22"/>
         </w:rPr>
-        <w:t>La integracion del modelo estrella con Metabase permite explorar los datos de forma interactiva, combinando las tres fuentes de informacion (Grupo 1, Grupo 3 y Grupo 6) en un unico panel de control.</w:t>
+        <w:t>El uso de filtros temporales dinamicos (ultima gestion completa, gestiones completas, ultima gestion) garantiza que las visualizaciones se actualicen automaticamente conforme se incorporan nuevos datos al DW, sin necesidad de modificar las consultas.</w:t>
       </w:r>
     </w:p>
     <w:p>
@@ -2647,7 +2755,7 @@
         <w:rPr>
           <w:sz w:val="22"/>
         </w:rPr>
-        <w:t>El dashboard centraliza los indicadores mas relevantes para la toma de decisiones, reduciendo el tiempo necesario para obtener informacion estrategica del sistema clinico.</w:t>
+        <w:t>La normalizacion mediante barras apiladas al 100% permite comparar proporciones entre sucursales con volumenes de datos muy diferentes (ej. Grupo 4 con datos desde 2015 vs. Grupo 3 con datos desde 2024), eliminando el sesgo por escala.</w:t>
       </w:r>
     </w:p>
     <w:p>
@@ -2658,7 +2766,7 @@
         <w:rPr>
           <w:sz w:val="22"/>
         </w:rPr>
-        <w:t>La consulta de tendencia mensual y la distribucion por dia de la semana son especialmente utiles para la planificacion operativa, mientras que el analisis de especialidades apoya decisiones de contratacion y asignacion de recursos.</w:t>
+        <w:t>El dashboard centraliza los indicadores comparativos mas relevantes para la toma de decisiones, permitiendo a la gerencia identificar sucursales con sobrecarga, especialidades saturadas, diferencias en el perfil diagnostico y estados operativos que requieren atencion inmediata.</w:t>
       </w:r>
     </w:p>
     <w:p>
